--- a/docs/samples/word/MCB.BIM.TBL.PROVINCES.V1.2.docx
+++ b/docs/samples/word/MCB.BIM.TBL.PROVINCES.V1.2.docx
@@ -1857,7 +1857,7 @@
                 <w:sz w:val="18"/>
                 <w:szCs w:val="18"/>
               </w:rPr>
-              <w:t>BIM</w:t>
+              <w:t>DPS</w:t>
             </w:r>
           </w:p>
         </w:tc>
@@ -13647,7 +13647,9 @@
     <w:rsid w:val="00DC5172"/>
     <w:rsid w:val="00DD2F66"/>
     <w:rsid w:val="00DD325F"/>
+    <w:rsid w:val="00DD36FF"/>
     <w:rsid w:val="00DE0677"/>
+    <w:rsid w:val="00DF0A0F"/>
     <w:rsid w:val="00DF6A4B"/>
     <w:rsid w:val="00E73BAC"/>
     <w:rsid w:val="00E81B83"/>

--- a/docs/samples/word/MCB.BIM.TBL.PROVINCES.V1.2.docx
+++ b/docs/samples/word/MCB.BIM.TBL.PROVINCES.V1.2.docx
@@ -1857,7 +1857,7 @@
                 <w:sz w:val="18"/>
                 <w:szCs w:val="18"/>
               </w:rPr>
-              <w:t>DPS</w:t>
+              <w:t>BIM</w:t>
             </w:r>
           </w:p>
         </w:tc>
@@ -13547,6 +13547,7 @@
     <w:rsid w:val="004B5A33"/>
     <w:rsid w:val="004D79FD"/>
     <w:rsid w:val="00514632"/>
+    <w:rsid w:val="005277EE"/>
     <w:rsid w:val="005278D4"/>
     <w:rsid w:val="00553C30"/>
     <w:rsid w:val="00564486"/>
@@ -13607,6 +13608,7 @@
     <w:rsid w:val="00A30605"/>
     <w:rsid w:val="00A544CB"/>
     <w:rsid w:val="00A558B3"/>
+    <w:rsid w:val="00A56F66"/>
     <w:rsid w:val="00AA365D"/>
     <w:rsid w:val="00AB5BAE"/>
     <w:rsid w:val="00AD13C1"/>
